--- a/QTQLĐT&HTQT03/QTQLĐT&HTQT03BM19.docx
+++ b/QTQLĐT&HTQT03/QTQLĐT&HTQT03BM19.docx
@@ -1,7 +1,657 @@
 
 <file path=word/document.xml><?xml version="1.0" encoding="utf-8"?>
-<w:document xmlns:wpc="http://schemas.microsoft.com/office/word/2010/wordprocessingCanvas" xmlns:cx="http://schemas.microsoft.com/office/drawing/2014/chartex" xmlns:cx1="http://schemas.microsoft.com/office/drawing/2015/9/8/chartex" xmlns:cx2="http://schemas.microsoft.com/office/drawing/2015/10/21/chartex" xmlns:cx3="http://schemas.microsoft.com/office/drawing/2016/5/9/chartex" xmlns:cx4="http://schemas.microsoft.com/office/drawing/2016/5/10/chartex" xmlns:cx5="http://schemas.microsoft.com/office/drawing/2016/5/11/chartex" xmlns:cx6="http://schemas.microsoft.com/office/drawing/2016/5/12/chartex" xmlns:cx7="http://schemas.microsoft.com/office/drawing/2016/5/13/chartex" xmlns:cx8="http://schemas.microsoft.com/office/drawing/2016/5/14/chartex" xmlns:mc="http://schemas.openxmlformats.org/markup-compatibility/2006" xmlns:aink="http://schemas.microsoft.com/office/drawing/2016/ink" xmlns:am3d="http://schemas.microsoft.com/office/drawing/2017/model3d" xmlns:o="urn:schemas-microsoft-com:office:office" xmlns:oel="http://schemas.microsoft.com/office/2019/extlst" xmlns:r="http://schemas.openxmlformats.org/officeDocument/2006/relationships" xmlns:m="http://schemas.openxmlformats.org/officeDocument/2006/math" xmlns:v="urn:schemas-microsoft-com:vml" xmlns:wp14="http://schemas.microsoft.com/office/word/2010/wordprocessingDrawing" xmlns:wp="http://schemas.openxmlformats.org/drawingml/2006/wordprocessingDrawing" xmlns:w10="urn:schemas-microsoft-com:office:word" xmlns:w="http://schemas.openxmlformats.org/wordprocessingml/2006/main" xmlns:w14="http://schemas.microsoft.com/office/word/2010/wordml" xmlns:w15="http://schemas.microsoft.com/office/word/2012/wordml" xmlns:w16cex="http://schemas.microsoft.com/office/word/2018/wordml/cex" xmlns:w16cid="http://schemas.microsoft.com/office/word/2016/wordml/cid" xmlns:w16="http://schemas.microsoft.com/office/word/2018/wordml" xmlns:w16sdtdh="http://schemas.microsoft.com/office/word/2020/wordml/sdtdatahash" xmlns:w16se="http://schemas.microsoft.com/office/word/2015/wordml/symex" xmlns:wpg="http://schemas.microsoft.com/office/word/2010/wordprocessingGroup" xmlns:wpi="http://schemas.microsoft.com/office/word/2010/wordprocessingInk" xmlns:wne="http://schemas.microsoft.com/office/word/2006/wordml" xmlns:wps="http://schemas.microsoft.com/office/word/2010/wordprocessingShape" mc:Ignorable="w14 w15 w16se w16cid w16 w16cex w16sdtdh wp14">
+<w:document xmlns:wpc="http://schemas.microsoft.com/office/word/2010/wordprocessingCanvas" xmlns:cx="http://schemas.microsoft.com/office/drawing/2014/chartex" xmlns:cx1="http://schemas.microsoft.com/office/drawing/2015/9/8/chartex" xmlns:cx2="http://schemas.microsoft.com/office/drawing/2015/10/21/chartex" xmlns:cx3="http://schemas.microsoft.com/office/drawing/2016/5/9/chartex" xmlns:cx4="http://schemas.microsoft.com/office/drawing/2016/5/10/chartex" xmlns:cx5="http://schemas.microsoft.com/office/drawing/2016/5/11/chartex" xmlns:cx6="http://schemas.microsoft.com/office/drawing/2016/5/12/chartex" xmlns:cx7="http://schemas.microsoft.com/office/drawing/2016/5/13/chartex" xmlns:cx8="http://schemas.microsoft.com/office/drawing/2016/5/14/chartex" xmlns:mc="http://schemas.openxmlformats.org/markup-compatibility/2006" xmlns:aink="http://schemas.microsoft.com/office/drawing/2016/ink" xmlns:am3d="http://schemas.microsoft.com/office/drawing/2017/model3d" xmlns:o="urn:schemas-microsoft-com:office:office" xmlns:oel="http://schemas.microsoft.com/office/2019/extlst" xmlns:r="http://schemas.openxmlformats.org/officeDocument/2006/relationships" xmlns:m="http://schemas.openxmlformats.org/officeDocument/2006/math" xmlns:v="urn:schemas-microsoft-com:vml" xmlns:wp14="http://schemas.microsoft.com/office/word/2010/wordprocessingDrawing" xmlns:wp="http://schemas.openxmlformats.org/drawingml/2006/wordprocessingDrawing" xmlns:w10="urn:schemas-microsoft-com:office:word" xmlns:w="http://schemas.openxmlformats.org/wordprocessingml/2006/main" xmlns:w14="http://schemas.microsoft.com/office/word/2010/wordml" xmlns:w15="http://schemas.microsoft.com/office/word/2012/wordml" xmlns:w16cex="http://schemas.microsoft.com/office/word/2018/wordml/cex" xmlns:w16cid="http://schemas.microsoft.com/office/word/2016/wordml/cid" xmlns:w16="http://schemas.microsoft.com/office/word/2018/wordml" xmlns:w16du="http://schemas.microsoft.com/office/word/2023/wordml/word16du" xmlns:w16sdtdh="http://schemas.microsoft.com/office/word/2020/wordml/sdtdatahash" xmlns:w16sdtfl="http://schemas.microsoft.com/office/word/2024/wordml/sdtformatlock" xmlns:w16se="http://schemas.microsoft.com/office/word/2015/wordml/symex" xmlns:wpg="http://schemas.microsoft.com/office/word/2010/wordprocessingGroup" xmlns:wpi="http://schemas.microsoft.com/office/word/2010/wordprocessingInk" xmlns:wne="http://schemas.microsoft.com/office/word/2006/wordml" xmlns:wps="http://schemas.microsoft.com/office/word/2010/wordprocessingShape" mc:Ignorable="w14 w15 w16se w16cid w16 w16cex w16sdtdh w16sdtfl w16du wp14">
   <w:body>
+    <w:p>
+      <w:pPr>
+        <w:shd w:val="clear" w:color="auto" w:fill="FFFFFF" w:themeFill="background1"/>
+        <w:spacing w:line="300" w:lineRule="auto"/>
+        <w:jc w:val="center"/>
+        <w:rPr>
+          <w:b/>
+          <w:color w:val="000000" w:themeColor="text1"/>
+          <w:sz w:val="32"/>
+          <w:szCs w:val="32"/>
+        </w:rPr>
+      </w:pPr>
+      <w:r>
+        <w:rPr>
+          <w:noProof/>
+          <w:color w:val="000000" w:themeColor="text1"/>
+        </w:rPr>
+        <w:drawing>
+          <wp:anchor distT="0" distB="0" distL="114300" distR="114300" simplePos="0" relativeHeight="251660288" behindDoc="0" locked="0" layoutInCell="1" allowOverlap="1" wp14:anchorId="5A0C9BFC" wp14:editId="30C9094F">
+            <wp:simplePos x="0" y="0"/>
+            <wp:positionH relativeFrom="column">
+              <wp:posOffset>930910</wp:posOffset>
+            </wp:positionH>
+            <wp:positionV relativeFrom="paragraph">
+              <wp:posOffset>96520</wp:posOffset>
+            </wp:positionV>
+            <wp:extent cx="3848100" cy="4627245"/>
+            <wp:effectExtent l="171450" t="171450" r="381000" b="363855"/>
+            <wp:wrapNone/>
+            <wp:docPr id="266023040" name="Picture 1"/>
+            <wp:cNvGraphicFramePr>
+              <a:graphicFrameLocks xmlns:a="http://schemas.openxmlformats.org/drawingml/2006/main" noChangeAspect="1"/>
+            </wp:cNvGraphicFramePr>
+            <a:graphic xmlns:a="http://schemas.openxmlformats.org/drawingml/2006/main">
+              <a:graphicData uri="http://schemas.openxmlformats.org/drawingml/2006/picture">
+                <pic:pic xmlns:pic="http://schemas.openxmlformats.org/drawingml/2006/picture">
+                  <pic:nvPicPr>
+                    <pic:cNvPr id="0" name="Picture 1"/>
+                    <pic:cNvPicPr>
+                      <a:picLocks noChangeAspect="1" noChangeArrowheads="1"/>
+                    </pic:cNvPicPr>
+                  </pic:nvPicPr>
+                  <pic:blipFill>
+                    <a:blip r:embed="rId4">
+                      <a:extLst>
+                        <a:ext uri="{28A0092B-C50C-407E-A947-70E740481C1C}">
+                          <a14:useLocalDpi xmlns:a14="http://schemas.microsoft.com/office/drawing/2010/main" val="0"/>
+                        </a:ext>
+                      </a:extLst>
+                    </a:blip>
+                    <a:srcRect/>
+                    <a:stretch>
+                      <a:fillRect/>
+                    </a:stretch>
+                  </pic:blipFill>
+                  <pic:spPr bwMode="auto">
+                    <a:xfrm>
+                      <a:off x="0" y="0"/>
+                      <a:ext cx="3848100" cy="4627245"/>
+                    </a:xfrm>
+                    <a:prstGeom prst="rect">
+                      <a:avLst/>
+                    </a:prstGeom>
+                    <a:ln>
+                      <a:noFill/>
+                    </a:ln>
+                    <a:effectLst>
+                      <a:outerShdw blurRad="292100" dist="139700" dir="2700000" algn="tl" rotWithShape="0">
+                        <a:srgbClr val="333333">
+                          <a:alpha val="65000"/>
+                        </a:srgbClr>
+                      </a:outerShdw>
+                    </a:effectLst>
+                  </pic:spPr>
+                </pic:pic>
+              </a:graphicData>
+            </a:graphic>
+            <wp14:sizeRelH relativeFrom="margin">
+              <wp14:pctWidth>0</wp14:pctWidth>
+            </wp14:sizeRelH>
+            <wp14:sizeRelV relativeFrom="margin">
+              <wp14:pctHeight>0</wp14:pctHeight>
+            </wp14:sizeRelV>
+          </wp:anchor>
+        </w:drawing>
+      </w:r>
+    </w:p>
+    <w:p>
+      <w:pPr>
+        <w:shd w:val="clear" w:color="auto" w:fill="FFFFFF" w:themeFill="background1"/>
+        <w:spacing w:line="300" w:lineRule="auto"/>
+        <w:jc w:val="center"/>
+        <w:rPr>
+          <w:b/>
+          <w:color w:val="000000" w:themeColor="text1"/>
+          <w:sz w:val="32"/>
+          <w:szCs w:val="32"/>
+        </w:rPr>
+      </w:pPr>
+      <w:r>
+        <w:rPr>
+          <w:b/>
+          <w:noProof/>
+          <w:color w:val="000000" w:themeColor="text1"/>
+          <w:sz w:val="32"/>
+          <w:szCs w:val="32"/>
+        </w:rPr>
+        <mc:AlternateContent>
+          <mc:Choice Requires="wps">
+            <w:drawing>
+              <wp:anchor distT="0" distB="0" distL="114300" distR="114300" simplePos="0" relativeHeight="251662336" behindDoc="0" locked="0" layoutInCell="1" allowOverlap="1" wp14:anchorId="2B76F1B8" wp14:editId="0D23E767">
+                <wp:simplePos x="0" y="0"/>
+                <wp:positionH relativeFrom="column">
+                  <wp:posOffset>1533465</wp:posOffset>
+                </wp:positionH>
+                <wp:positionV relativeFrom="paragraph">
+                  <wp:posOffset>91375</wp:posOffset>
+                </wp:positionV>
+                <wp:extent cx="770400" cy="590400"/>
+                <wp:effectExtent l="0" t="0" r="0" b="635"/>
+                <wp:wrapNone/>
+                <wp:docPr id="561130027" name="Text Box 171"/>
+                <wp:cNvGraphicFramePr/>
+                <a:graphic xmlns:a="http://schemas.openxmlformats.org/drawingml/2006/main">
+                  <a:graphicData uri="http://schemas.microsoft.com/office/word/2010/wordprocessingShape">
+                    <wps:wsp>
+                      <wps:cNvSpPr txBox="1"/>
+                      <wps:spPr>
+                        <a:xfrm>
+                          <a:off x="0" y="0"/>
+                          <a:ext cx="770400" cy="590400"/>
+                        </a:xfrm>
+                        <a:prstGeom prst="rect">
+                          <a:avLst/>
+                        </a:prstGeom>
+                        <a:solidFill>
+                          <a:schemeClr val="lt1"/>
+                        </a:solidFill>
+                        <a:ln w="6350">
+                          <a:noFill/>
+                        </a:ln>
+                      </wps:spPr>
+                      <wps:txbx>
+                        <w:txbxContent>
+                          <w:p>
+                            <w:pPr>
+                              <w:rPr>
+                                <w:color w:val="FFFFFF" w:themeColor="background1"/>
+                                <w14:textOutline w14:w="9525" w14:cap="rnd" w14:cmpd="sng" w14:algn="ctr">
+                                  <w14:noFill/>
+                                  <w14:prstDash w14:val="solid"/>
+                                  <w14:bevel/>
+                                </w14:textOutline>
+                                <w14:textFill>
+                                  <w14:noFill/>
+                                </w14:textFill>
+                              </w:rPr>
+                            </w:pPr>
+                            <w:r>
+                              <w:rPr>
+                                <w:noProof/>
+                                <w:color w:val="FFFFFF" w:themeColor="background1"/>
+                                <w14:textOutline w14:w="9525" w14:cap="rnd" w14:cmpd="sng" w14:algn="ctr">
+                                  <w14:noFill/>
+                                  <w14:prstDash w14:val="solid"/>
+                                  <w14:bevel/>
+                                </w14:textOutline>
+                                <w14:textFill>
+                                  <w14:noFill/>
+                                </w14:textFill>
+                              </w:rPr>
+                              <w:drawing>
+                                <wp:inline distT="0" distB="0" distL="0" distR="0" wp14:anchorId="052112C7" wp14:editId="60DA15FC">
+                                  <wp:extent cx="451485" cy="423267"/>
+                                  <wp:effectExtent l="0" t="0" r="5715" b="0"/>
+                                  <wp:docPr id="1495665092" name="Picture 1"/>
+                                  <wp:cNvGraphicFramePr>
+                                    <a:graphicFrameLocks xmlns:a="http://schemas.openxmlformats.org/drawingml/2006/main" noChangeAspect="1"/>
+                                  </wp:cNvGraphicFramePr>
+                                  <a:graphic xmlns:a="http://schemas.openxmlformats.org/drawingml/2006/main">
+                                    <a:graphicData uri="http://schemas.openxmlformats.org/drawingml/2006/picture">
+                                      <pic:pic xmlns:pic="http://schemas.openxmlformats.org/drawingml/2006/picture">
+                                        <pic:nvPicPr>
+                                          <pic:cNvPr id="1723060691" name=""/>
+                                          <pic:cNvPicPr/>
+                                        </pic:nvPicPr>
+                                        <pic:blipFill>
+                                          <a:blip r:embed="rId5"/>
+                                          <a:stretch>
+                                            <a:fillRect/>
+                                          </a:stretch>
+                                        </pic:blipFill>
+                                        <pic:spPr>
+                                          <a:xfrm>
+                                            <a:off x="0" y="0"/>
+                                            <a:ext cx="451485" cy="423267"/>
+                                          </a:xfrm>
+                                          <a:prstGeom prst="rect">
+                                            <a:avLst/>
+                                          </a:prstGeom>
+                                        </pic:spPr>
+                                      </pic:pic>
+                                    </a:graphicData>
+                                  </a:graphic>
+                                </wp:inline>
+                              </w:drawing>
+                            </w:r>
+                          </w:p>
+                        </w:txbxContent>
+                      </wps:txbx>
+                      <wps:bodyPr rot="0" spcFirstLastPara="0" vertOverflow="overflow" horzOverflow="overflow" vert="horz" wrap="square" lIns="91440" tIns="45720" rIns="91440" bIns="45720" numCol="1" spcCol="0" rtlCol="0" fromWordArt="0" anchor="t" anchorCtr="0" forceAA="0" compatLnSpc="1">
+                        <a:prstTxWarp prst="textNoShape">
+                          <a:avLst/>
+                        </a:prstTxWarp>
+                        <a:noAutofit/>
+                      </wps:bodyPr>
+                    </wps:wsp>
+                  </a:graphicData>
+                </a:graphic>
+                <wp14:sizeRelH relativeFrom="margin">
+                  <wp14:pctWidth>0</wp14:pctWidth>
+                </wp14:sizeRelH>
+                <wp14:sizeRelV relativeFrom="margin">
+                  <wp14:pctHeight>0</wp14:pctHeight>
+                </wp14:sizeRelV>
+              </wp:anchor>
+            </w:drawing>
+          </mc:Choice>
+          <mc:Fallback>
+            <w:pict>
+              <v:shapetype w14:anchorId="2B76F1B8" id="_x0000_t202" coordsize="21600,21600" o:spt="202" path="m,l,21600r21600,l21600,xe">
+                <v:stroke joinstyle="miter"/>
+                <v:path gradientshapeok="t" o:connecttype="rect"/>
+              </v:shapetype>
+              <v:shape id="Text Box 171" o:spid="_x0000_s1026" type="#_x0000_t202" style="position:absolute;left:0;text-align:left;margin-left:120.75pt;margin-top:7.2pt;width:60.65pt;height:46.5pt;z-index:251662336;visibility:visible;mso-wrap-style:square;mso-width-percent:0;mso-height-percent:0;mso-wrap-distance-left:9pt;mso-wrap-distance-top:0;mso-wrap-distance-right:9pt;mso-wrap-distance-bottom:0;mso-position-horizontal:absolute;mso-position-horizontal-relative:text;mso-position-vertical:absolute;mso-position-vertical-relative:text;mso-width-percent:0;mso-height-percent:0;mso-width-relative:margin;mso-height-relative:margin;v-text-anchor:top" o:gfxdata="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" fillcolor="white [3201]" stroked="f" strokeweight=".5pt">
+                <v:textbox>
+                  <w:txbxContent>
+                    <w:p>
+                      <w:pPr>
+                        <w:rPr>
+                          <w:color w:val="FFFFFF" w:themeColor="background1"/>
+                          <w14:textOutline w14:w="9525" w14:cap="rnd" w14:cmpd="sng" w14:algn="ctr">
+                            <w14:noFill/>
+                            <w14:prstDash w14:val="solid"/>
+                            <w14:bevel/>
+                          </w14:textOutline>
+                          <w14:textFill>
+                            <w14:noFill/>
+                          </w14:textFill>
+                        </w:rPr>
+                      </w:pPr>
+                      <w:r>
+                        <w:rPr>
+                          <w:noProof/>
+                          <w:color w:val="FFFFFF" w:themeColor="background1"/>
+                          <w14:textOutline w14:w="9525" w14:cap="rnd" w14:cmpd="sng" w14:algn="ctr">
+                            <w14:noFill/>
+                            <w14:prstDash w14:val="solid"/>
+                            <w14:bevel/>
+                          </w14:textOutline>
+                          <w14:textFill>
+                            <w14:noFill/>
+                          </w14:textFill>
+                        </w:rPr>
+                        <w:drawing>
+                          <wp:inline distT="0" distB="0" distL="0" distR="0" wp14:anchorId="052112C7" wp14:editId="60DA15FC">
+                            <wp:extent cx="451485" cy="423267"/>
+                            <wp:effectExtent l="0" t="0" r="5715" b="0"/>
+                            <wp:docPr id="1495665092" name="Picture 1"/>
+                            <wp:cNvGraphicFramePr>
+                              <a:graphicFrameLocks xmlns:a="http://schemas.openxmlformats.org/drawingml/2006/main" noChangeAspect="1"/>
+                            </wp:cNvGraphicFramePr>
+                            <a:graphic xmlns:a="http://schemas.openxmlformats.org/drawingml/2006/main">
+                              <a:graphicData uri="http://schemas.openxmlformats.org/drawingml/2006/picture">
+                                <pic:pic xmlns:pic="http://schemas.openxmlformats.org/drawingml/2006/picture">
+                                  <pic:nvPicPr>
+                                    <pic:cNvPr id="1723060691" name=""/>
+                                    <pic:cNvPicPr/>
+                                  </pic:nvPicPr>
+                                  <pic:blipFill>
+                                    <a:blip r:embed="rId5"/>
+                                    <a:stretch>
+                                      <a:fillRect/>
+                                    </a:stretch>
+                                  </pic:blipFill>
+                                  <pic:spPr>
+                                    <a:xfrm>
+                                      <a:off x="0" y="0"/>
+                                      <a:ext cx="451485" cy="423267"/>
+                                    </a:xfrm>
+                                    <a:prstGeom prst="rect">
+                                      <a:avLst/>
+                                    </a:prstGeom>
+                                  </pic:spPr>
+                                </pic:pic>
+                              </a:graphicData>
+                            </a:graphic>
+                          </wp:inline>
+                        </w:drawing>
+                      </w:r>
+                    </w:p>
+                  </w:txbxContent>
+                </v:textbox>
+              </v:shape>
+            </w:pict>
+          </mc:Fallback>
+        </mc:AlternateContent>
+      </w:r>
+    </w:p>
+    <w:p>
+      <w:pPr>
+        <w:shd w:val="clear" w:color="auto" w:fill="FFFFFF" w:themeFill="background1"/>
+        <w:spacing w:line="300" w:lineRule="auto"/>
+        <w:jc w:val="center"/>
+        <w:rPr>
+          <w:b/>
+          <w:color w:val="000000" w:themeColor="text1"/>
+          <w:sz w:val="32"/>
+          <w:szCs w:val="32"/>
+        </w:rPr>
+      </w:pPr>
+    </w:p>
+    <w:p>
+      <w:pPr>
+        <w:shd w:val="clear" w:color="auto" w:fill="FFFFFF" w:themeFill="background1"/>
+        <w:spacing w:line="300" w:lineRule="auto"/>
+        <w:jc w:val="center"/>
+        <w:rPr>
+          <w:b/>
+          <w:color w:val="000000" w:themeColor="text1"/>
+          <w:sz w:val="32"/>
+          <w:szCs w:val="32"/>
+        </w:rPr>
+      </w:pPr>
+    </w:p>
+    <w:p>
+      <w:pPr>
+        <w:shd w:val="clear" w:color="auto" w:fill="FFFFFF" w:themeFill="background1"/>
+        <w:spacing w:line="300" w:lineRule="auto"/>
+        <w:jc w:val="center"/>
+        <w:rPr>
+          <w:b/>
+          <w:color w:val="000000" w:themeColor="text1"/>
+          <w:sz w:val="32"/>
+          <w:szCs w:val="32"/>
+        </w:rPr>
+      </w:pPr>
+    </w:p>
+    <w:p>
+      <w:pPr>
+        <w:shd w:val="clear" w:color="auto" w:fill="FFFFFF" w:themeFill="background1"/>
+        <w:spacing w:line="300" w:lineRule="auto"/>
+        <w:jc w:val="center"/>
+        <w:rPr>
+          <w:b/>
+          <w:color w:val="000000" w:themeColor="text1"/>
+          <w:sz w:val="32"/>
+          <w:szCs w:val="32"/>
+        </w:rPr>
+      </w:pPr>
+    </w:p>
+    <w:p>
+      <w:pPr>
+        <w:shd w:val="clear" w:color="auto" w:fill="FFFFFF" w:themeFill="background1"/>
+        <w:spacing w:line="300" w:lineRule="auto"/>
+        <w:jc w:val="center"/>
+        <w:rPr>
+          <w:b/>
+          <w:color w:val="000000" w:themeColor="text1"/>
+          <w:sz w:val="32"/>
+          <w:szCs w:val="32"/>
+        </w:rPr>
+      </w:pPr>
+    </w:p>
+    <w:p>
+      <w:pPr>
+        <w:shd w:val="clear" w:color="auto" w:fill="FFFFFF" w:themeFill="background1"/>
+        <w:spacing w:line="300" w:lineRule="auto"/>
+        <w:jc w:val="center"/>
+        <w:rPr>
+          <w:b/>
+          <w:color w:val="000000" w:themeColor="text1"/>
+          <w:sz w:val="32"/>
+          <w:szCs w:val="32"/>
+        </w:rPr>
+      </w:pPr>
+    </w:p>
+    <w:p>
+      <w:pPr>
+        <w:shd w:val="clear" w:color="auto" w:fill="FFFFFF" w:themeFill="background1"/>
+        <w:spacing w:line="300" w:lineRule="auto"/>
+        <w:jc w:val="center"/>
+        <w:rPr>
+          <w:b/>
+          <w:color w:val="000000" w:themeColor="text1"/>
+          <w:sz w:val="32"/>
+          <w:szCs w:val="32"/>
+        </w:rPr>
+      </w:pPr>
+    </w:p>
+    <w:p>
+      <w:pPr>
+        <w:shd w:val="clear" w:color="auto" w:fill="FFFFFF" w:themeFill="background1"/>
+        <w:spacing w:line="300" w:lineRule="auto"/>
+        <w:jc w:val="center"/>
+        <w:rPr>
+          <w:b/>
+          <w:color w:val="000000" w:themeColor="text1"/>
+          <w:sz w:val="32"/>
+          <w:szCs w:val="32"/>
+        </w:rPr>
+      </w:pPr>
+    </w:p>
+    <w:p>
+      <w:pPr>
+        <w:shd w:val="clear" w:color="auto" w:fill="FFFFFF" w:themeFill="background1"/>
+        <w:spacing w:line="300" w:lineRule="auto"/>
+        <w:jc w:val="center"/>
+        <w:rPr>
+          <w:b/>
+          <w:color w:val="000000" w:themeColor="text1"/>
+          <w:sz w:val="32"/>
+          <w:szCs w:val="32"/>
+        </w:rPr>
+      </w:pPr>
+    </w:p>
+    <w:p>
+      <w:pPr>
+        <w:shd w:val="clear" w:color="auto" w:fill="FFFFFF" w:themeFill="background1"/>
+        <w:spacing w:line="300" w:lineRule="auto"/>
+        <w:jc w:val="center"/>
+        <w:rPr>
+          <w:b/>
+          <w:color w:val="000000" w:themeColor="text1"/>
+          <w:sz w:val="32"/>
+          <w:szCs w:val="32"/>
+        </w:rPr>
+      </w:pPr>
+      <w:r>
+        <w:rPr>
+          <w:b/>
+          <w:noProof/>
+          <w:color w:val="000000" w:themeColor="text1"/>
+          <w:sz w:val="32"/>
+          <w:szCs w:val="32"/>
+        </w:rPr>
+        <mc:AlternateContent>
+          <mc:Choice Requires="wps">
+            <w:drawing>
+              <wp:anchor distT="0" distB="0" distL="114300" distR="114300" simplePos="0" relativeHeight="251663360" behindDoc="0" locked="0" layoutInCell="1" allowOverlap="1" wp14:anchorId="35711FCD" wp14:editId="4FDDDCF4">
+                <wp:simplePos x="0" y="0"/>
+                <wp:positionH relativeFrom="column">
+                  <wp:posOffset>3671865</wp:posOffset>
+                </wp:positionH>
+                <wp:positionV relativeFrom="paragraph">
+                  <wp:posOffset>108610</wp:posOffset>
+                </wp:positionV>
+                <wp:extent cx="871200" cy="259200"/>
+                <wp:effectExtent l="0" t="0" r="5715" b="7620"/>
+                <wp:wrapNone/>
+                <wp:docPr id="1333756458" name="Text Box 172"/>
+                <wp:cNvGraphicFramePr/>
+                <a:graphic xmlns:a="http://schemas.openxmlformats.org/drawingml/2006/main">
+                  <a:graphicData uri="http://schemas.microsoft.com/office/word/2010/wordprocessingShape">
+                    <wps:wsp>
+                      <wps:cNvSpPr txBox="1"/>
+                      <wps:spPr>
+                        <a:xfrm>
+                          <a:off x="0" y="0"/>
+                          <a:ext cx="871200" cy="259200"/>
+                        </a:xfrm>
+                        <a:prstGeom prst="rect">
+                          <a:avLst/>
+                        </a:prstGeom>
+                        <a:solidFill>
+                          <a:schemeClr val="tx2">
+                            <a:lumMod val="10000"/>
+                            <a:lumOff val="90000"/>
+                          </a:schemeClr>
+                        </a:solidFill>
+                        <a:ln w="6350">
+                          <a:noFill/>
+                        </a:ln>
+                      </wps:spPr>
+                      <wps:txbx>
+                        <w:txbxContent>
+                          <w:p>
+                            <w:pPr>
+                              <w:rPr>
+                                <w:color w:val="DAE9F7" w:themeColor="text2" w:themeTint="1A"/>
+                              </w:rPr>
+                            </w:pPr>
+                          </w:p>
+                        </w:txbxContent>
+                      </wps:txbx>
+                      <wps:bodyPr rot="0" spcFirstLastPara="0" vertOverflow="overflow" horzOverflow="overflow" vert="horz" wrap="square" lIns="91440" tIns="45720" rIns="91440" bIns="45720" numCol="1" spcCol="0" rtlCol="0" fromWordArt="0" anchor="t" anchorCtr="0" forceAA="0" compatLnSpc="1">
+                        <a:prstTxWarp prst="textNoShape">
+                          <a:avLst/>
+                        </a:prstTxWarp>
+                        <a:noAutofit/>
+                      </wps:bodyPr>
+                    </wps:wsp>
+                  </a:graphicData>
+                </a:graphic>
+              </wp:anchor>
+            </w:drawing>
+          </mc:Choice>
+          <mc:Fallback>
+            <w:pict>
+              <v:shape w14:anchorId="35711FCD" id="Text Box 172" o:spid="_x0000_s1027" type="#_x0000_t202" style="position:absolute;left:0;text-align:left;margin-left:289.1pt;margin-top:8.55pt;width:68.6pt;height:20.4pt;z-index:251663360;visibility:visible;mso-wrap-style:square;mso-wrap-distance-left:9pt;mso-wrap-distance-top:0;mso-wrap-distance-right:9pt;mso-wrap-distance-bottom:0;mso-position-horizontal:absolute;mso-position-horizontal-relative:text;mso-position-vertical:absolute;mso-position-vertical-relative:text;v-text-anchor:top" o:gfxdata="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" fillcolor="#dceaf7 [351]" stroked="f" strokeweight=".5pt">
+                <v:textbox>
+                  <w:txbxContent>
+                    <w:p>
+                      <w:pPr>
+                        <w:rPr>
+                          <w:color w:val="DAE9F7" w:themeColor="text2" w:themeTint="1A"/>
+                        </w:rPr>
+                      </w:pPr>
+                    </w:p>
+                  </w:txbxContent>
+                </v:textbox>
+              </v:shape>
+            </w:pict>
+          </mc:Fallback>
+        </mc:AlternateContent>
+      </w:r>
+    </w:p>
+    <w:p>
+      <w:pPr>
+        <w:shd w:val="clear" w:color="auto" w:fill="FFFFFF" w:themeFill="background1"/>
+        <w:spacing w:line="300" w:lineRule="auto"/>
+        <w:jc w:val="center"/>
+        <w:rPr>
+          <w:b/>
+          <w:color w:val="000000" w:themeColor="text1"/>
+          <w:sz w:val="32"/>
+          <w:szCs w:val="32"/>
+        </w:rPr>
+      </w:pPr>
+      <w:r>
+        <w:rPr>
+          <w:noProof/>
+          <w:color w:val="000000" w:themeColor="text1"/>
+        </w:rPr>
+        <w:drawing>
+          <wp:anchor distT="0" distB="0" distL="114300" distR="114300" simplePos="0" relativeHeight="251661312" behindDoc="0" locked="0" layoutInCell="1" allowOverlap="1" wp14:anchorId="0D72628C" wp14:editId="783B4988">
+            <wp:simplePos x="0" y="0"/>
+            <wp:positionH relativeFrom="page">
+              <wp:align>center</wp:align>
+            </wp:positionH>
+            <wp:positionV relativeFrom="paragraph">
+              <wp:posOffset>293473</wp:posOffset>
+            </wp:positionV>
+            <wp:extent cx="5767897" cy="4015409"/>
+            <wp:effectExtent l="0" t="0" r="4445" b="4445"/>
+            <wp:wrapNone/>
+            <wp:docPr id="107902651" name="Picture 9"/>
+            <wp:cNvGraphicFramePr>
+              <a:graphicFrameLocks xmlns:a="http://schemas.openxmlformats.org/drawingml/2006/main" noChangeAspect="1"/>
+            </wp:cNvGraphicFramePr>
+            <a:graphic xmlns:a="http://schemas.openxmlformats.org/drawingml/2006/main">
+              <a:graphicData uri="http://schemas.openxmlformats.org/drawingml/2006/picture">
+                <pic:pic xmlns:pic="http://schemas.openxmlformats.org/drawingml/2006/picture">
+                  <pic:nvPicPr>
+                    <pic:cNvPr id="0" name="Picture 9"/>
+                    <pic:cNvPicPr>
+                      <a:picLocks noChangeAspect="1" noChangeArrowheads="1"/>
+                    </pic:cNvPicPr>
+                  </pic:nvPicPr>
+                  <pic:blipFill>
+                    <a:blip r:embed="rId6">
+                      <a:extLst>
+                        <a:ext uri="{28A0092B-C50C-407E-A947-70E740481C1C}">
+                          <a14:useLocalDpi xmlns:a14="http://schemas.microsoft.com/office/drawing/2010/main" val="0"/>
+                        </a:ext>
+                      </a:extLst>
+                    </a:blip>
+                    <a:srcRect/>
+                    <a:stretch>
+                      <a:fillRect/>
+                    </a:stretch>
+                  </pic:blipFill>
+                  <pic:spPr bwMode="auto">
+                    <a:xfrm>
+                      <a:off x="0" y="0"/>
+                      <a:ext cx="5767897" cy="4015409"/>
+                    </a:xfrm>
+                    <a:prstGeom prst="rect">
+                      <a:avLst/>
+                    </a:prstGeom>
+                    <a:noFill/>
+                    <a:ln w="9525">
+                      <a:noFill/>
+                      <a:miter lim="800000"/>
+                      <a:headEnd/>
+                      <a:tailEnd/>
+                    </a:ln>
+                  </pic:spPr>
+                </pic:pic>
+              </a:graphicData>
+            </a:graphic>
+            <wp14:sizeRelH relativeFrom="margin">
+              <wp14:pctWidth>0</wp14:pctWidth>
+            </wp14:sizeRelH>
+            <wp14:sizeRelV relativeFrom="margin">
+              <wp14:pctHeight>0</wp14:pctHeight>
+            </wp14:sizeRelV>
+          </wp:anchor>
+        </w:drawing>
+      </w:r>
+    </w:p>
+    <w:p>
+      <w:pPr>
+        <w:shd w:val="clear" w:color="auto" w:fill="FFFFFF" w:themeFill="background1"/>
+        <w:spacing w:line="300" w:lineRule="auto"/>
+        <w:jc w:val="center"/>
+        <w:rPr>
+          <w:b/>
+          <w:color w:val="000000" w:themeColor="text1"/>
+          <w:sz w:val="32"/>
+          <w:szCs w:val="32"/>
+        </w:rPr>
+      </w:pPr>
+    </w:p>
+    <w:p>
+      <w:pPr>
+        <w:shd w:val="clear" w:color="auto" w:fill="FFFFFF" w:themeFill="background1"/>
+        <w:spacing w:line="300" w:lineRule="auto"/>
+        <w:jc w:val="center"/>
+        <w:rPr>
+          <w:b/>
+          <w:color w:val="000000" w:themeColor="text1"/>
+          <w:sz w:val="32"/>
+          <w:szCs w:val="32"/>
+        </w:rPr>
+      </w:pPr>
+    </w:p>
+    <w:p>
+      <w:pPr>
+        <w:shd w:val="clear" w:color="auto" w:fill="FFFFFF" w:themeFill="background1"/>
+        <w:spacing w:line="300" w:lineRule="auto"/>
+        <w:jc w:val="center"/>
+        <w:rPr>
+          <w:b/>
+          <w:color w:val="000000" w:themeColor="text1"/>
+          <w:sz w:val="32"/>
+          <w:szCs w:val="32"/>
+        </w:rPr>
+      </w:pPr>
+    </w:p>
     <w:p/>
     <w:sectPr>
       <w:pgSz w:w="11907" w:h="16840" w:code="9"/>
@@ -14,7 +664,7 @@
 </file>
 
 <file path=word/styles.xml><?xml version="1.0" encoding="utf-8"?>
-<w:styles xmlns:mc="http://schemas.openxmlformats.org/markup-compatibility/2006" xmlns:r="http://schemas.openxmlformats.org/officeDocument/2006/relationships" xmlns:w="http://schemas.openxmlformats.org/wordprocessingml/2006/main" xmlns:w14="http://schemas.microsoft.com/office/word/2010/wordml" xmlns:w15="http://schemas.microsoft.com/office/word/2012/wordml" xmlns:w16cex="http://schemas.microsoft.com/office/word/2018/wordml/cex" xmlns:w16cid="http://schemas.microsoft.com/office/word/2016/wordml/cid" xmlns:w16="http://schemas.microsoft.com/office/word/2018/wordml" xmlns:w16sdtdh="http://schemas.microsoft.com/office/word/2020/wordml/sdtdatahash" xmlns:w16se="http://schemas.microsoft.com/office/word/2015/wordml/symex" mc:Ignorable="w14 w15 w16se w16cid w16 w16cex w16sdtdh">
+<w:styles xmlns:mc="http://schemas.openxmlformats.org/markup-compatibility/2006" xmlns:r="http://schemas.openxmlformats.org/officeDocument/2006/relationships" xmlns:w="http://schemas.openxmlformats.org/wordprocessingml/2006/main" xmlns:w14="http://schemas.microsoft.com/office/word/2010/wordml" xmlns:w15="http://schemas.microsoft.com/office/word/2012/wordml" xmlns:w16cex="http://schemas.microsoft.com/office/word/2018/wordml/cex" xmlns:w16cid="http://schemas.microsoft.com/office/word/2016/wordml/cid" xmlns:w16="http://schemas.microsoft.com/office/word/2018/wordml" xmlns:w16du="http://schemas.microsoft.com/office/word/2023/wordml/word16du" xmlns:w16sdtdh="http://schemas.microsoft.com/office/word/2020/wordml/sdtdatahash" xmlns:w16sdtfl="http://schemas.microsoft.com/office/word/2024/wordml/sdtformatlock" xmlns:w16se="http://schemas.microsoft.com/office/word/2015/wordml/symex" mc:Ignorable="w14 w15 w16se w16cid w16 w16cex w16sdtdh w16sdtfl w16du">
   <w:docDefaults>
     <w:rPrDefault>
       <w:rPr>
